--- a/docs/Antecedentes_SIGET.docx
+++ b/docs/Antecedentes_SIGET.docx
@@ -6776,7 +6776,7 @@
         <w:jc w:val="both"/>
       </w:pPr>
       <w:r>
-        <w:t xml:space="preserve">Aplicar controles de seguridad por capas: aislamiento de red, SELinux en modo enforcing, contenedores sin privilegios de administrador (Podman rootless), autenticación multifactor y control de acceso por roles.</w:t>
+        <w:t>Aplicar controles de seguridad por capas: aislamiento de red, SELinux en modo enforcing, contenedores sin privilegios de root (Podman rootless), autenticación multifactor y control de acceso por roles.</w:t>
       </w:r>
     </w:p>
     <w:p>
